--- a/вкр/Речук_Дмитрий_Максимович_Курсовая_работа_Проектирование_и_эксплуатация.docx
+++ b/вкр/Речук_Дмитрий_Максимович_Курсовая_работа_Проектирование_и_эксплуатация.docx
@@ -1,6 +1,6 @@
 
 <file path=word/document.xml><?xml version="1.0" encoding="utf-8"?>
-<w:document xmlns:wpc="http://schemas.microsoft.com/office/word/2010/wordprocessingCanvas" xmlns:cx="http://schemas.microsoft.com/office/drawing/2014/chartex" xmlns:cx1="http://schemas.microsoft.com/office/drawing/2015/9/8/chartex" xmlns:cx2="http://schemas.microsoft.com/office/drawing/2015/10/21/chartex" xmlns:cx3="http://schemas.microsoft.com/office/drawing/2016/5/9/chartex" xmlns:cx4="http://schemas.microsoft.com/office/drawing/2016/5/10/chartex" xmlns:cx5="http://schemas.microsoft.com/office/drawing/2016/5/11/chartex" xmlns:cx6="http://schemas.microsoft.com/office/drawing/2016/5/12/chartex" xmlns:cx7="http://schemas.microsoft.com/office/drawing/2016/5/13/chartex" xmlns:cx8="http://schemas.microsoft.com/office/drawing/2016/5/14/chartex" xmlns:mc="http://schemas.openxmlformats.org/markup-compatibility/2006" xmlns:aink="http://schemas.microsoft.com/office/drawing/2016/ink" xmlns:am3d="http://schemas.microsoft.com/office/drawing/2017/model3d" xmlns:o="urn:schemas-microsoft-com:office:office" xmlns:oel="http://schemas.microsoft.com/office/2019/extlst" xmlns:r="http://schemas.openxmlformats.org/officeDocument/2006/relationships" xmlns:m="http://schemas.openxmlformats.org/officeDocument/2006/math" xmlns:v="urn:schemas-microsoft-com:vml" xmlns:wp14="http://schemas.microsoft.com/office/word/2010/wordprocessingDrawing" xmlns:wp="http://schemas.openxmlformats.org/drawingml/2006/wordprocessingDrawing" xmlns:w10="urn:schemas-microsoft-com:office:word" xmlns:w="http://schemas.openxmlformats.org/wordprocessingml/2006/main" xmlns:w14="http://schemas.microsoft.com/office/word/2010/wordml" xmlns:w15="http://schemas.microsoft.com/office/word/2012/wordml" xmlns:w16cex="http://schemas.microsoft.com/office/word/2018/wordml/cex" xmlns:w16cid="http://schemas.microsoft.com/office/word/2016/wordml/cid" xmlns:w16="http://schemas.microsoft.com/office/word/2018/wordml" xmlns:w16du="http://schemas.microsoft.com/office/word/2023/wordml/word16du" xmlns:w16sdtdh="http://schemas.microsoft.com/office/word/2020/wordml/sdtdatahash" xmlns:w16sdtfl="http://schemas.microsoft.com/office/word/2024/wordml/sdtformatlock" xmlns:w16se="http://schemas.microsoft.com/office/word/2015/wordml/symex" xmlns:wpg="http://schemas.microsoft.com/office/word/2010/wordprocessingGroup" xmlns:wpi="http://schemas.microsoft.com/office/word/2010/wordprocessingInk" xmlns:wne="http://schemas.microsoft.com/office/word/2006/wordml" xmlns:wps="http://schemas.microsoft.com/office/word/2010/wordprocessingShape" mc:Ignorable="w14 w15 w16se w16cid w16 w16cex w16sdtdh w16sdtfl w16du wp14">
+<w:document xmlns:wpc="http://schemas.microsoft.com/office/word/2010/wordprocessingCanvas" xmlns:cx="http://schemas.microsoft.com/office/drawing/2014/chartex" xmlns:cx1="http://schemas.microsoft.com/office/drawing/2015/9/8/chartex" xmlns:cx2="http://schemas.microsoft.com/office/drawing/2015/10/21/chartex" xmlns:cx3="http://schemas.microsoft.com/office/drawing/2016/5/9/chartex" xmlns:cx4="http://schemas.microsoft.com/office/drawing/2016/5/10/chartex" xmlns:cx5="http://schemas.microsoft.com/office/drawing/2016/5/11/chartex" xmlns:cx6="http://schemas.microsoft.com/office/drawing/2016/5/12/chartex" xmlns:cx7="http://schemas.microsoft.com/office/drawing/2016/5/13/chartex" xmlns:cx8="http://schemas.microsoft.com/office/drawing/2016/5/14/chartex" xmlns:mc="http://schemas.openxmlformats.org/markup-compatibility/2006" xmlns:aink="http://schemas.microsoft.com/office/drawing/2016/ink" xmlns:am3d="http://schemas.microsoft.com/office/drawing/2017/model3d" xmlns:o="urn:schemas-microsoft-com:office:office" xmlns:oel="http://schemas.microsoft.com/office/2019/extlst" xmlns:r="http://schemas.openxmlformats.org/officeDocument/2006/relationships" xmlns:m="http://schemas.openxmlformats.org/officeDocument/2006/math" xmlns:v="urn:schemas-microsoft-com:vml" xmlns:wp14="http://schemas.microsoft.com/office/word/2010/wordprocessingDrawing" xmlns:wp="http://schemas.openxmlformats.org/drawingml/2006/wordprocessingDrawing" xmlns:w10="urn:schemas-microsoft-com:office:word" xmlns:w="http://schemas.openxmlformats.org/wordprocessingml/2006/main" xmlns:w14="http://schemas.microsoft.com/office/word/2010/wordml" xmlns:w15="http://schemas.microsoft.com/office/word/2012/wordml" xmlns:w16cex="http://schemas.microsoft.com/office/word/2018/wordml/cex" xmlns:w16cid="http://schemas.microsoft.com/office/word/2016/wordml/cid" xmlns:w16="http://schemas.microsoft.com/office/word/2018/wordml" xmlns:w16sdtdh="http://schemas.microsoft.com/office/word/2020/wordml/sdtdatahash" xmlns:w16se="http://schemas.microsoft.com/office/word/2015/wordml/symex" xmlns:wpg="http://schemas.microsoft.com/office/word/2010/wordprocessingGroup" xmlns:wpi="http://schemas.microsoft.com/office/word/2010/wordprocessingInk" xmlns:wne="http://schemas.microsoft.com/office/word/2006/wordml" xmlns:wps="http://schemas.microsoft.com/office/word/2010/wordprocessingShape" mc:Ignorable="w14 w15 w16se w16cid w16 w16cex w16sdtdh wp14">
   <w:body>
     <w:p>
       <w:pPr>
@@ -492,6 +492,7 @@
         </w:rPr>
         <w:t xml:space="preserve"> </w:t>
       </w:r>
+      <w:proofErr w:type="spellStart"/>
       <w:r>
         <w:rPr>
           <w:rFonts w:ascii="Times New Roman" w:eastAsia="Times New Roman" w:hAnsi="Times New Roman" w:cs="Times New Roman"/>
@@ -500,7 +501,18 @@
           <w:szCs w:val="28"/>
           <w:lang w:eastAsia="ru-RU" w:bidi="ar-SA"/>
         </w:rPr>
-        <w:t>Речук Дмитрий Максимович</w:t>
+        <w:t>Речук</w:t>
+      </w:r>
+      <w:proofErr w:type="spellEnd"/>
+      <w:r>
+        <w:rPr>
+          <w:rFonts w:ascii="Times New Roman" w:eastAsia="Times New Roman" w:hAnsi="Times New Roman" w:cs="Times New Roman"/>
+          <w:color w:val="000000"/>
+          <w:sz w:val="28"/>
+          <w:szCs w:val="28"/>
+          <w:lang w:eastAsia="ru-RU" w:bidi="ar-SA"/>
+        </w:rPr>
+        <w:t xml:space="preserve"> Дмитрий Максимович</w:t>
       </w:r>
     </w:p>
     <w:p>
@@ -4977,6 +4989,7 @@
           <w:szCs w:val="28"/>
         </w:rPr>
       </w:pPr>
+      <w:proofErr w:type="spellStart"/>
       <w:r>
         <w:rPr>
           <w:rFonts w:ascii="Times New Roman" w:hAnsi="Times New Roman" w:cs="Times New Roman"/>
@@ -4985,7 +4998,18 @@
           <w:sz w:val="28"/>
           <w:szCs w:val="28"/>
         </w:rPr>
-        <w:t>Сверточные нейронные сети (CNN)</w:t>
+        <w:t>Сверточные</w:t>
+      </w:r>
+      <w:proofErr w:type="spellEnd"/>
+      <w:r>
+        <w:rPr>
+          <w:rFonts w:ascii="Times New Roman" w:hAnsi="Times New Roman" w:cs="Times New Roman"/>
+          <w:b/>
+          <w:bCs/>
+          <w:sz w:val="28"/>
+          <w:szCs w:val="28"/>
+        </w:rPr>
+        <w:t xml:space="preserve"> нейронные сети (CNN)</w:t>
       </w:r>
       <w:r>
         <w:rPr>
@@ -5539,7 +5563,27 @@
           <w:lang w:bidi="ar-SA"/>
         </w:rPr>
         <w:br/>
-        <w:t>Примером является система видеоаналитики, используемая на заводах для мониторинга безопасности. Камеры фиксируют видеопоток, а алгоритмы компьютерного зрения, такие как YOLO или SSD, анализируют изображения для обнаружения людей и проверки наличия защитного оборудования (например, шлемов или жилетов). Такие решения часто применяются в реальном времени и интегрируются с системами оповещения.</w:t>
+        <w:t xml:space="preserve">Примером является система </w:t>
+      </w:r>
+      <w:proofErr w:type="spellStart"/>
+      <w:r>
+        <w:rPr>
+          <w:rFonts w:ascii="Times New Roman" w:hAnsi="Times New Roman" w:cs="Times New Roman"/>
+          <w:sz w:val="28"/>
+          <w:szCs w:val="28"/>
+          <w:lang w:bidi="ar-SA"/>
+        </w:rPr>
+        <w:t>видеоаналитики</w:t>
+      </w:r>
+      <w:proofErr w:type="spellEnd"/>
+      <w:r>
+        <w:rPr>
+          <w:rFonts w:ascii="Times New Roman" w:hAnsi="Times New Roman" w:cs="Times New Roman"/>
+          <w:sz w:val="28"/>
+          <w:szCs w:val="28"/>
+          <w:lang w:bidi="ar-SA"/>
+        </w:rPr>
+        <w:t>, используемая на заводах для мониторинга безопасности. Камеры фиксируют видеопоток, а алгоритмы компьютерного зрения, такие как YOLO или SSD, анализируют изображения для обнаружения людей и проверки наличия защитного оборудования (например, шлемов или жилетов). Такие решения часто применяются в реальном времени и интегрируются с системами оповещения.</w:t>
       </w:r>
     </w:p>
     <w:p>
@@ -6184,7 +6228,47 @@
           <w:lang w:bidi="ar-SA"/>
         </w:rPr>
         <w:br/>
-        <w:t>Примером является система видеоаналитики NtechLab, используемая в городской среде для контроля доступа и распознавания лиц. Аналогичные решения адаптируются для промышленности, комбинируя RFID для идентификации, камеры для анализа экипировки и нейронные сети для обработки данных. Такие системы способны не только фиксировать присутствие, но и анализировать соблюдение правил безопасности.</w:t>
+        <w:t xml:space="preserve">Примером является система </w:t>
+      </w:r>
+      <w:proofErr w:type="spellStart"/>
+      <w:r>
+        <w:rPr>
+          <w:rFonts w:ascii="Times New Roman" w:hAnsi="Times New Roman" w:cs="Times New Roman"/>
+          <w:sz w:val="28"/>
+          <w:szCs w:val="28"/>
+          <w:lang w:bidi="ar-SA"/>
+        </w:rPr>
+        <w:t>видеоаналитики</w:t>
+      </w:r>
+      <w:proofErr w:type="spellEnd"/>
+      <w:r>
+        <w:rPr>
+          <w:rFonts w:ascii="Times New Roman" w:hAnsi="Times New Roman" w:cs="Times New Roman"/>
+          <w:sz w:val="28"/>
+          <w:szCs w:val="28"/>
+          <w:lang w:bidi="ar-SA"/>
+        </w:rPr>
+        <w:t xml:space="preserve"> </w:t>
+      </w:r>
+      <w:proofErr w:type="spellStart"/>
+      <w:r>
+        <w:rPr>
+          <w:rFonts w:ascii="Times New Roman" w:hAnsi="Times New Roman" w:cs="Times New Roman"/>
+          <w:sz w:val="28"/>
+          <w:szCs w:val="28"/>
+          <w:lang w:bidi="ar-SA"/>
+        </w:rPr>
+        <w:t>NtechLab</w:t>
+      </w:r>
+      <w:proofErr w:type="spellEnd"/>
+      <w:r>
+        <w:rPr>
+          <w:rFonts w:ascii="Times New Roman" w:hAnsi="Times New Roman" w:cs="Times New Roman"/>
+          <w:sz w:val="28"/>
+          <w:szCs w:val="28"/>
+          <w:lang w:bidi="ar-SA"/>
+        </w:rPr>
+        <w:t>, используемая в городской среде для контроля доступа и распознавания лиц. Аналогичные решения адаптируются для промышленности, комбинируя RFID для идентификации, камеры для анализа экипировки и нейронные сети для обработки данных. Такие системы способны не только фиксировать присутствие, но и анализировать соблюдение правил безопасности.</w:t>
       </w:r>
     </w:p>
     <w:p>
@@ -8200,7 +8284,27 @@
           <w:sz w:val="28"/>
           <w:szCs w:val="28"/>
         </w:rPr>
-        <w:t>Студент: Речук Дмитрий Максимович, группа 606-12.</w:t>
+        <w:t xml:space="preserve">Студент: </w:t>
+      </w:r>
+      <w:proofErr w:type="spellStart"/>
+      <w:r>
+        <w:rPr>
+          <w:rFonts w:ascii="Times New Roman" w:eastAsiaTheme="majorEastAsia" w:hAnsi="Times New Roman" w:cs="Times New Roman"/>
+          <w:color w:val="000000" w:themeColor="text1"/>
+          <w:sz w:val="28"/>
+          <w:szCs w:val="28"/>
+        </w:rPr>
+        <w:t>Речук</w:t>
+      </w:r>
+      <w:proofErr w:type="spellEnd"/>
+      <w:r>
+        <w:rPr>
+          <w:rFonts w:ascii="Times New Roman" w:eastAsiaTheme="majorEastAsia" w:hAnsi="Times New Roman" w:cs="Times New Roman"/>
+          <w:color w:val="000000" w:themeColor="text1"/>
+          <w:sz w:val="28"/>
+          <w:szCs w:val="28"/>
+        </w:rPr>
+        <w:t xml:space="preserve"> Дмитрий Максимович, группа 606-12.</w:t>
       </w:r>
     </w:p>
     <w:p>
@@ -9600,7 +9704,67 @@
           <w:sz w:val="28"/>
           <w:szCs w:val="28"/>
         </w:rPr>
-        <w:t>Библиотеки: OpenCV (обработка изображений), TensorFlow/PyTorch (нейронные сети).</w:t>
+        <w:t xml:space="preserve">Библиотеки: </w:t>
+      </w:r>
+      <w:proofErr w:type="spellStart"/>
+      <w:r>
+        <w:rPr>
+          <w:rFonts w:ascii="Times New Roman" w:eastAsiaTheme="majorEastAsia" w:hAnsi="Times New Roman" w:cs="Times New Roman"/>
+          <w:color w:val="000000" w:themeColor="text1"/>
+          <w:sz w:val="28"/>
+          <w:szCs w:val="28"/>
+        </w:rPr>
+        <w:t>OpenCV</w:t>
+      </w:r>
+      <w:proofErr w:type="spellEnd"/>
+      <w:r>
+        <w:rPr>
+          <w:rFonts w:ascii="Times New Roman" w:eastAsiaTheme="majorEastAsia" w:hAnsi="Times New Roman" w:cs="Times New Roman"/>
+          <w:color w:val="000000" w:themeColor="text1"/>
+          <w:sz w:val="28"/>
+          <w:szCs w:val="28"/>
+        </w:rPr>
+        <w:t xml:space="preserve"> (обработка изображений), </w:t>
+      </w:r>
+      <w:proofErr w:type="spellStart"/>
+      <w:r>
+        <w:rPr>
+          <w:rFonts w:ascii="Times New Roman" w:eastAsiaTheme="majorEastAsia" w:hAnsi="Times New Roman" w:cs="Times New Roman"/>
+          <w:color w:val="000000" w:themeColor="text1"/>
+          <w:sz w:val="28"/>
+          <w:szCs w:val="28"/>
+        </w:rPr>
+        <w:t>TensorFlow</w:t>
+      </w:r>
+      <w:proofErr w:type="spellEnd"/>
+      <w:r>
+        <w:rPr>
+          <w:rFonts w:ascii="Times New Roman" w:eastAsiaTheme="majorEastAsia" w:hAnsi="Times New Roman" w:cs="Times New Roman"/>
+          <w:color w:val="000000" w:themeColor="text1"/>
+          <w:sz w:val="28"/>
+          <w:szCs w:val="28"/>
+        </w:rPr>
+        <w:t>/</w:t>
+      </w:r>
+      <w:proofErr w:type="spellStart"/>
+      <w:r>
+        <w:rPr>
+          <w:rFonts w:ascii="Times New Roman" w:eastAsiaTheme="majorEastAsia" w:hAnsi="Times New Roman" w:cs="Times New Roman"/>
+          <w:color w:val="000000" w:themeColor="text1"/>
+          <w:sz w:val="28"/>
+          <w:szCs w:val="28"/>
+        </w:rPr>
+        <w:t>PyTorch</w:t>
+      </w:r>
+      <w:proofErr w:type="spellEnd"/>
+      <w:r>
+        <w:rPr>
+          <w:rFonts w:ascii="Times New Roman" w:eastAsiaTheme="majorEastAsia" w:hAnsi="Times New Roman" w:cs="Times New Roman"/>
+          <w:color w:val="000000" w:themeColor="text1"/>
+          <w:sz w:val="28"/>
+          <w:szCs w:val="28"/>
+        </w:rPr>
+        <w:t xml:space="preserve"> (нейронные сети).</w:t>
       </w:r>
     </w:p>
     <w:p>
@@ -9626,7 +9790,27 @@
           <w:sz w:val="28"/>
           <w:szCs w:val="28"/>
         </w:rPr>
-        <w:t>СУБД: PostgreSQL для хранения данных о сотрудниках и событиях.</w:t>
+        <w:t xml:space="preserve">СУБД: </w:t>
+      </w:r>
+      <w:proofErr w:type="spellStart"/>
+      <w:r>
+        <w:rPr>
+          <w:rFonts w:ascii="Times New Roman" w:eastAsiaTheme="majorEastAsia" w:hAnsi="Times New Roman" w:cs="Times New Roman"/>
+          <w:color w:val="000000" w:themeColor="text1"/>
+          <w:sz w:val="28"/>
+          <w:szCs w:val="28"/>
+        </w:rPr>
+        <w:t>PostgreSQL</w:t>
+      </w:r>
+      <w:proofErr w:type="spellEnd"/>
+      <w:r>
+        <w:rPr>
+          <w:rFonts w:ascii="Times New Roman" w:eastAsiaTheme="majorEastAsia" w:hAnsi="Times New Roman" w:cs="Times New Roman"/>
+          <w:color w:val="000000" w:themeColor="text1"/>
+          <w:sz w:val="28"/>
+          <w:szCs w:val="28"/>
+        </w:rPr>
+        <w:t xml:space="preserve"> для хранения данных о сотрудниках и событиях.</w:t>
       </w:r>
     </w:p>
     <w:p>
@@ -12170,6 +12354,7 @@
         </w:rPr>
         <w:t xml:space="preserve"> в СУБД </w:t>
       </w:r>
+      <w:proofErr w:type="spellStart"/>
       <w:r>
         <w:rPr>
           <w:rFonts w:ascii="Times New Roman" w:hAnsi="Times New Roman" w:cs="Times New Roman"/>
@@ -12180,6 +12365,7 @@
         </w:rPr>
         <w:t>PostgreSQL</w:t>
       </w:r>
+      <w:proofErr w:type="spellEnd"/>
       <w:r>
         <w:rPr>
           <w:rFonts w:ascii="Times New Roman" w:hAnsi="Times New Roman" w:cs="Times New Roman"/>
@@ -12876,7 +13062,43 @@
           <w:szCs w:val="28"/>
         </w:rPr>
         <w:br/>
-        <w:t>Для анализа видеопотока с камер используется сверточная нейронная сеть (CNN). Нейросеть обучается на датасете изображений, содержащих сотрудников с защитным оборудованием (шлемы, жилеты) и без него. Для классификации объектов применяется функция активации Softmax:</w:t>
+        <w:t xml:space="preserve">Для анализа видеопотока с камер используется </w:t>
+      </w:r>
+      <w:proofErr w:type="spellStart"/>
+      <w:r>
+        <w:rPr>
+          <w:rFonts w:ascii="Times New Roman" w:hAnsi="Times New Roman" w:cs="Times New Roman"/>
+          <w:sz w:val="28"/>
+          <w:szCs w:val="28"/>
+        </w:rPr>
+        <w:t>сверточная</w:t>
+      </w:r>
+      <w:proofErr w:type="spellEnd"/>
+      <w:r>
+        <w:rPr>
+          <w:rFonts w:ascii="Times New Roman" w:hAnsi="Times New Roman" w:cs="Times New Roman"/>
+          <w:sz w:val="28"/>
+          <w:szCs w:val="28"/>
+        </w:rPr>
+        <w:t xml:space="preserve"> нейронная сеть (CNN). Нейросеть обучается на датасете изображений, содержащих сотрудников с защитным оборудованием (шлемы, жилеты) и без него. Для классификации объектов применяется функция активации </w:t>
+      </w:r>
+      <w:proofErr w:type="spellStart"/>
+      <w:r>
+        <w:rPr>
+          <w:rFonts w:ascii="Times New Roman" w:hAnsi="Times New Roman" w:cs="Times New Roman"/>
+          <w:sz w:val="28"/>
+          <w:szCs w:val="28"/>
+        </w:rPr>
+        <w:t>Softmax</w:t>
+      </w:r>
+      <w:proofErr w:type="spellEnd"/>
+      <w:r>
+        <w:rPr>
+          <w:rFonts w:ascii="Times New Roman" w:hAnsi="Times New Roman" w:cs="Times New Roman"/>
+          <w:sz w:val="28"/>
+          <w:szCs w:val="28"/>
+        </w:rPr>
+        <w:t>:</w:t>
       </w:r>
       <w:r>
         <w:rPr>
@@ -13492,7 +13714,16 @@
           <w:sz w:val="28"/>
           <w:szCs w:val="28"/>
         </w:rPr>
-        <w:t>где t — параметр пересечения, n — нормаль плоскости, planeNormal — направление луча, planeOrigin — вектор от начала луча до плоскости. Если t</w:t>
+        <w:t xml:space="preserve">где t — параметр пересечения, n — нормаль плоскости, planeNormal — направление луча, planeOrigin — вектор от начала луча до плоскости. Если </w:t>
+      </w:r>
+      <w:proofErr w:type="gramStart"/>
+      <w:r>
+        <w:rPr>
+          <w:rFonts w:ascii="Times New Roman" w:hAnsi="Times New Roman" w:cs="Times New Roman"/>
+          <w:sz w:val="28"/>
+          <w:szCs w:val="28"/>
+        </w:rPr>
+        <w:t>t</w:t>
       </w:r>
       <w:r>
         <w:rPr>
@@ -13511,6 +13742,7 @@
         </w:rPr>
         <w:t>&gt;</w:t>
       </w:r>
+      <w:proofErr w:type="gramEnd"/>
       <w:r>
         <w:rPr>
           <w:rFonts w:ascii="Times New Roman" w:hAnsi="Times New Roman" w:cs="Times New Roman"/>
@@ -13643,6 +13875,7 @@
         </w:rPr>
         <w:t xml:space="preserve"> реализации нейросетевых алгоритмов с использованием библиотек </w:t>
       </w:r>
+      <w:proofErr w:type="spellStart"/>
       <w:r>
         <w:rPr>
           <w:rFonts w:ascii="Times New Roman" w:hAnsi="Times New Roman" w:cs="Times New Roman"/>
@@ -13653,6 +13886,7 @@
         </w:rPr>
         <w:t>TensorFlow</w:t>
       </w:r>
+      <w:proofErr w:type="spellEnd"/>
       <w:r>
         <w:rPr>
           <w:rFonts w:ascii="Times New Roman" w:hAnsi="Times New Roman" w:cs="Times New Roman"/>
@@ -13661,6 +13895,7 @@
         </w:rPr>
         <w:t xml:space="preserve"> и </w:t>
       </w:r>
+      <w:proofErr w:type="spellStart"/>
       <w:r>
         <w:rPr>
           <w:rFonts w:ascii="Times New Roman" w:hAnsi="Times New Roman" w:cs="Times New Roman"/>
@@ -13671,6 +13906,7 @@
         </w:rPr>
         <w:t>OpenCV</w:t>
       </w:r>
+      <w:proofErr w:type="spellEnd"/>
       <w:r>
         <w:rPr>
           <w:rFonts w:ascii="Times New Roman" w:hAnsi="Times New Roman" w:cs="Times New Roman"/>
@@ -13695,6 +13931,7 @@
           <w:szCs w:val="28"/>
         </w:rPr>
       </w:pPr>
+      <w:proofErr w:type="spellStart"/>
       <w:r>
         <w:rPr>
           <w:rFonts w:ascii="Times New Roman" w:hAnsi="Times New Roman" w:cs="Times New Roman"/>
@@ -13703,7 +13940,18 @@
           <w:sz w:val="28"/>
           <w:szCs w:val="28"/>
         </w:rPr>
-        <w:t>PostgreSQL 15</w:t>
+        <w:t>PostgreSQL</w:t>
+      </w:r>
+      <w:proofErr w:type="spellEnd"/>
+      <w:r>
+        <w:rPr>
+          <w:rFonts w:ascii="Times New Roman" w:hAnsi="Times New Roman" w:cs="Times New Roman"/>
+          <w:b/>
+          <w:bCs/>
+          <w:sz w:val="28"/>
+          <w:szCs w:val="28"/>
+        </w:rPr>
+        <w:t xml:space="preserve"> 15</w:t>
       </w:r>
       <w:r>
         <w:rPr>
@@ -13857,7 +14105,25 @@
           <w:sz w:val="28"/>
           <w:szCs w:val="28"/>
         </w:rPr>
-        <w:t>Процессор: 4 ядра (Intel Core i3 или AMD Ryzen 3, начиная с 2015 года).</w:t>
+        <w:t xml:space="preserve">Процессор: 4 ядра (Intel Core i3 или AMD </w:t>
+      </w:r>
+      <w:proofErr w:type="spellStart"/>
+      <w:r>
+        <w:rPr>
+          <w:rFonts w:ascii="Times New Roman" w:hAnsi="Times New Roman" w:cs="Times New Roman"/>
+          <w:sz w:val="28"/>
+          <w:szCs w:val="28"/>
+        </w:rPr>
+        <w:t>Ryzen</w:t>
+      </w:r>
+      <w:proofErr w:type="spellEnd"/>
+      <w:r>
+        <w:rPr>
+          <w:rFonts w:ascii="Times New Roman" w:hAnsi="Times New Roman" w:cs="Times New Roman"/>
+          <w:sz w:val="28"/>
+          <w:szCs w:val="28"/>
+        </w:rPr>
+        <w:t xml:space="preserve"> 3, начиная с 2015 года).</w:t>
       </w:r>
     </w:p>
     <w:p>
@@ -13983,7 +14249,25 @@
           <w:sz w:val="28"/>
           <w:szCs w:val="28"/>
         </w:rPr>
-        <w:t>Процессор: 6 ядер (Intel Core i5 или AMD Ryzen 5, начиная с 2018 года).</w:t>
+        <w:t xml:space="preserve">Процессор: 6 ядер (Intel Core i5 или AMD </w:t>
+      </w:r>
+      <w:proofErr w:type="spellStart"/>
+      <w:r>
+        <w:rPr>
+          <w:rFonts w:ascii="Times New Roman" w:hAnsi="Times New Roman" w:cs="Times New Roman"/>
+          <w:sz w:val="28"/>
+          <w:szCs w:val="28"/>
+        </w:rPr>
+        <w:t>Ryzen</w:t>
+      </w:r>
+      <w:proofErr w:type="spellEnd"/>
+      <w:r>
+        <w:rPr>
+          <w:rFonts w:ascii="Times New Roman" w:hAnsi="Times New Roman" w:cs="Times New Roman"/>
+          <w:sz w:val="28"/>
+          <w:szCs w:val="28"/>
+        </w:rPr>
+        <w:t xml:space="preserve"> 5, начиная с 2018 года).</w:t>
       </w:r>
     </w:p>
     <w:p>
@@ -14540,7 +14824,25 @@
           <w:sz w:val="28"/>
           <w:szCs w:val="28"/>
         </w:rPr>
-        <w:t>Анализ видеопотока с помощью сверточной нейронной сети (CNN).</w:t>
+        <w:t xml:space="preserve">Анализ видеопотока с помощью </w:t>
+      </w:r>
+      <w:proofErr w:type="spellStart"/>
+      <w:r>
+        <w:rPr>
+          <w:rFonts w:ascii="Times New Roman" w:hAnsi="Times New Roman" w:cs="Times New Roman"/>
+          <w:sz w:val="28"/>
+          <w:szCs w:val="28"/>
+        </w:rPr>
+        <w:t>сверточной</w:t>
+      </w:r>
+      <w:proofErr w:type="spellEnd"/>
+      <w:r>
+        <w:rPr>
+          <w:rFonts w:ascii="Times New Roman" w:hAnsi="Times New Roman" w:cs="Times New Roman"/>
+          <w:sz w:val="28"/>
+          <w:szCs w:val="28"/>
+        </w:rPr>
+        <w:t xml:space="preserve"> нейронной сети (CNN).</w:t>
       </w:r>
     </w:p>
     <w:p>
@@ -17233,13 +17535,23 @@
           <w:szCs w:val="28"/>
         </w:rPr>
       </w:pPr>
-      <w:r>
-        <w:rPr>
-          <w:rFonts w:ascii="Times New Roman" w:hAnsi="Times New Roman" w:cs="Times New Roman"/>
-          <w:sz w:val="28"/>
-          <w:szCs w:val="28"/>
-        </w:rPr>
-        <w:t>ID_мониторинга (PK) — уникальный идентификатор.</w:t>
+      <w:proofErr w:type="spellStart"/>
+      <w:r>
+        <w:rPr>
+          <w:rFonts w:ascii="Times New Roman" w:hAnsi="Times New Roman" w:cs="Times New Roman"/>
+          <w:sz w:val="28"/>
+          <w:szCs w:val="28"/>
+        </w:rPr>
+        <w:t>ID_мониторинга</w:t>
+      </w:r>
+      <w:proofErr w:type="spellEnd"/>
+      <w:r>
+        <w:rPr>
+          <w:rFonts w:ascii="Times New Roman" w:hAnsi="Times New Roman" w:cs="Times New Roman"/>
+          <w:sz w:val="28"/>
+          <w:szCs w:val="28"/>
+        </w:rPr>
+        <w:t xml:space="preserve"> (PK) — уникальный идентификатор.</w:t>
       </w:r>
     </w:p>
     <w:p>
@@ -17256,13 +17568,23 @@
           <w:szCs w:val="28"/>
         </w:rPr>
       </w:pPr>
-      <w:r>
-        <w:rPr>
-          <w:rFonts w:ascii="Times New Roman" w:hAnsi="Times New Roman" w:cs="Times New Roman"/>
-          <w:sz w:val="28"/>
-          <w:szCs w:val="28"/>
-        </w:rPr>
-        <w:t>ID_сотрудника (FK) — внешний ключ к таблице сотрудников.</w:t>
+      <w:proofErr w:type="spellStart"/>
+      <w:r>
+        <w:rPr>
+          <w:rFonts w:ascii="Times New Roman" w:hAnsi="Times New Roman" w:cs="Times New Roman"/>
+          <w:sz w:val="28"/>
+          <w:szCs w:val="28"/>
+        </w:rPr>
+        <w:t>ID_сотрудника</w:t>
+      </w:r>
+      <w:proofErr w:type="spellEnd"/>
+      <w:r>
+        <w:rPr>
+          <w:rFonts w:ascii="Times New Roman" w:hAnsi="Times New Roman" w:cs="Times New Roman"/>
+          <w:sz w:val="28"/>
+          <w:szCs w:val="28"/>
+        </w:rPr>
+        <w:t xml:space="preserve"> (FK) — внешний ключ к таблице сотрудников.</w:t>
       </w:r>
     </w:p>
     <w:p>
@@ -17279,13 +17601,23 @@
           <w:szCs w:val="28"/>
         </w:rPr>
       </w:pPr>
-      <w:r>
-        <w:rPr>
-          <w:rFonts w:ascii="Times New Roman" w:hAnsi="Times New Roman" w:cs="Times New Roman"/>
-          <w:sz w:val="28"/>
-          <w:szCs w:val="28"/>
-        </w:rPr>
-        <w:t>Дата_время_начала — временная метка начала мониторинга.</w:t>
+      <w:proofErr w:type="spellStart"/>
+      <w:r>
+        <w:rPr>
+          <w:rFonts w:ascii="Times New Roman" w:hAnsi="Times New Roman" w:cs="Times New Roman"/>
+          <w:sz w:val="28"/>
+          <w:szCs w:val="28"/>
+        </w:rPr>
+        <w:t>Дата_время_начала</w:t>
+      </w:r>
+      <w:proofErr w:type="spellEnd"/>
+      <w:r>
+        <w:rPr>
+          <w:rFonts w:ascii="Times New Roman" w:hAnsi="Times New Roman" w:cs="Times New Roman"/>
+          <w:sz w:val="28"/>
+          <w:szCs w:val="28"/>
+        </w:rPr>
+        <w:t xml:space="preserve"> — временная метка начала мониторинга.</w:t>
       </w:r>
     </w:p>
     <w:p>
@@ -17302,13 +17634,23 @@
           <w:szCs w:val="28"/>
         </w:rPr>
       </w:pPr>
-      <w:r>
-        <w:rPr>
-          <w:rFonts w:ascii="Times New Roman" w:hAnsi="Times New Roman" w:cs="Times New Roman"/>
-          <w:sz w:val="28"/>
-          <w:szCs w:val="28"/>
-        </w:rPr>
-        <w:t>Дата_время_конца — временная метка завершения мониторинга.</w:t>
+      <w:proofErr w:type="spellStart"/>
+      <w:r>
+        <w:rPr>
+          <w:rFonts w:ascii="Times New Roman" w:hAnsi="Times New Roman" w:cs="Times New Roman"/>
+          <w:sz w:val="28"/>
+          <w:szCs w:val="28"/>
+        </w:rPr>
+        <w:t>Дата_время_конца</w:t>
+      </w:r>
+      <w:proofErr w:type="spellEnd"/>
+      <w:r>
+        <w:rPr>
+          <w:rFonts w:ascii="Times New Roman" w:hAnsi="Times New Roman" w:cs="Times New Roman"/>
+          <w:sz w:val="28"/>
+          <w:szCs w:val="28"/>
+        </w:rPr>
+        <w:t xml:space="preserve"> — временная метка завершения мониторинга.</w:t>
       </w:r>
     </w:p>
     <w:p>
@@ -17325,13 +17667,23 @@
           <w:szCs w:val="28"/>
         </w:rPr>
       </w:pPr>
-      <w:r>
-        <w:rPr>
-          <w:rFonts w:ascii="Times New Roman" w:hAnsi="Times New Roman" w:cs="Times New Roman"/>
-          <w:sz w:val="28"/>
-          <w:szCs w:val="28"/>
-        </w:rPr>
-        <w:t>Ссылка_на_отчёт — путь к файлу отчёта.</w:t>
+      <w:proofErr w:type="spellStart"/>
+      <w:r>
+        <w:rPr>
+          <w:rFonts w:ascii="Times New Roman" w:hAnsi="Times New Roman" w:cs="Times New Roman"/>
+          <w:sz w:val="28"/>
+          <w:szCs w:val="28"/>
+        </w:rPr>
+        <w:t>Ссылка_на_отчёт</w:t>
+      </w:r>
+      <w:proofErr w:type="spellEnd"/>
+      <w:r>
+        <w:rPr>
+          <w:rFonts w:ascii="Times New Roman" w:hAnsi="Times New Roman" w:cs="Times New Roman"/>
+          <w:sz w:val="28"/>
+          <w:szCs w:val="28"/>
+        </w:rPr>
+        <w:t xml:space="preserve"> — путь к файлу отчёта.</w:t>
       </w:r>
     </w:p>
     <w:p>
@@ -17348,13 +17700,23 @@
           <w:szCs w:val="28"/>
         </w:rPr>
       </w:pPr>
-      <w:r>
-        <w:rPr>
-          <w:rFonts w:ascii="Times New Roman" w:hAnsi="Times New Roman" w:cs="Times New Roman"/>
-          <w:sz w:val="28"/>
-          <w:szCs w:val="28"/>
-        </w:rPr>
-        <w:t>Количество_нарушений — счётчик нарушений.</w:t>
+      <w:proofErr w:type="spellStart"/>
+      <w:r>
+        <w:rPr>
+          <w:rFonts w:ascii="Times New Roman" w:hAnsi="Times New Roman" w:cs="Times New Roman"/>
+          <w:sz w:val="28"/>
+          <w:szCs w:val="28"/>
+        </w:rPr>
+        <w:t>Количество_нарушений</w:t>
+      </w:r>
+      <w:proofErr w:type="spellEnd"/>
+      <w:r>
+        <w:rPr>
+          <w:rFonts w:ascii="Times New Roman" w:hAnsi="Times New Roman" w:cs="Times New Roman"/>
+          <w:sz w:val="28"/>
+          <w:szCs w:val="28"/>
+        </w:rPr>
+        <w:t xml:space="preserve"> — счётчик нарушений.</w:t>
       </w:r>
     </w:p>
     <w:p>
@@ -17379,7 +17741,29 @@
           <w:sz w:val="28"/>
           <w:szCs w:val="28"/>
         </w:rPr>
-        <w:t>Сотрудник (Employee)</w:t>
+        <w:t>Сотрудник (</w:t>
+      </w:r>
+      <w:proofErr w:type="spellStart"/>
+      <w:r>
+        <w:rPr>
+          <w:rFonts w:ascii="Times New Roman" w:hAnsi="Times New Roman" w:cs="Times New Roman"/>
+          <w:b/>
+          <w:bCs/>
+          <w:sz w:val="28"/>
+          <w:szCs w:val="28"/>
+        </w:rPr>
+        <w:t>Employee</w:t>
+      </w:r>
+      <w:proofErr w:type="spellEnd"/>
+      <w:r>
+        <w:rPr>
+          <w:rFonts w:ascii="Times New Roman" w:hAnsi="Times New Roman" w:cs="Times New Roman"/>
+          <w:b/>
+          <w:bCs/>
+          <w:sz w:val="28"/>
+          <w:szCs w:val="28"/>
+        </w:rPr>
+        <w:t>)</w:t>
       </w:r>
       <w:r>
         <w:rPr>
@@ -17404,13 +17788,23 @@
           <w:szCs w:val="28"/>
         </w:rPr>
       </w:pPr>
-      <w:r>
-        <w:rPr>
-          <w:rFonts w:ascii="Times New Roman" w:hAnsi="Times New Roman" w:cs="Times New Roman"/>
-          <w:sz w:val="28"/>
-          <w:szCs w:val="28"/>
-        </w:rPr>
-        <w:t>ID_сотрудника (PK) — уникальный идентификатор.</w:t>
+      <w:proofErr w:type="spellStart"/>
+      <w:r>
+        <w:rPr>
+          <w:rFonts w:ascii="Times New Roman" w:hAnsi="Times New Roman" w:cs="Times New Roman"/>
+          <w:sz w:val="28"/>
+          <w:szCs w:val="28"/>
+        </w:rPr>
+        <w:t>ID_сотрудника</w:t>
+      </w:r>
+      <w:proofErr w:type="spellEnd"/>
+      <w:r>
+        <w:rPr>
+          <w:rFonts w:ascii="Times New Roman" w:hAnsi="Times New Roman" w:cs="Times New Roman"/>
+          <w:sz w:val="28"/>
+          <w:szCs w:val="28"/>
+        </w:rPr>
+        <w:t xml:space="preserve"> (PK) — уникальный идентификатор.</w:t>
       </w:r>
     </w:p>
     <w:p>
@@ -17451,13 +17845,23 @@
           <w:szCs w:val="28"/>
         </w:rPr>
       </w:pPr>
-      <w:r>
-        <w:rPr>
-          <w:rFonts w:ascii="Times New Roman" w:hAnsi="Times New Roman" w:cs="Times New Roman"/>
-          <w:sz w:val="28"/>
-          <w:szCs w:val="28"/>
-        </w:rPr>
-        <w:t>RFID_метка — код RFID-метки.</w:t>
+      <w:proofErr w:type="spellStart"/>
+      <w:r>
+        <w:rPr>
+          <w:rFonts w:ascii="Times New Roman" w:hAnsi="Times New Roman" w:cs="Times New Roman"/>
+          <w:sz w:val="28"/>
+          <w:szCs w:val="28"/>
+        </w:rPr>
+        <w:t>RFID_метка</w:t>
+      </w:r>
+      <w:proofErr w:type="spellEnd"/>
+      <w:r>
+        <w:rPr>
+          <w:rFonts w:ascii="Times New Roman" w:hAnsi="Times New Roman" w:cs="Times New Roman"/>
+          <w:sz w:val="28"/>
+          <w:szCs w:val="28"/>
+        </w:rPr>
+        <w:t xml:space="preserve"> — код RFID-метки.</w:t>
       </w:r>
     </w:p>
     <w:p>
@@ -17505,7 +17909,29 @@
           <w:sz w:val="28"/>
           <w:szCs w:val="28"/>
         </w:rPr>
-        <w:t>Контрольная точка (Checkpoint)</w:t>
+        <w:t>Контрольная точка (</w:t>
+      </w:r>
+      <w:proofErr w:type="spellStart"/>
+      <w:r>
+        <w:rPr>
+          <w:rFonts w:ascii="Times New Roman" w:hAnsi="Times New Roman" w:cs="Times New Roman"/>
+          <w:b/>
+          <w:bCs/>
+          <w:sz w:val="28"/>
+          <w:szCs w:val="28"/>
+        </w:rPr>
+        <w:t>Checkpoint</w:t>
+      </w:r>
+      <w:proofErr w:type="spellEnd"/>
+      <w:r>
+        <w:rPr>
+          <w:rFonts w:ascii="Times New Roman" w:hAnsi="Times New Roman" w:cs="Times New Roman"/>
+          <w:b/>
+          <w:bCs/>
+          <w:sz w:val="28"/>
+          <w:szCs w:val="28"/>
+        </w:rPr>
+        <w:t>)</w:t>
       </w:r>
       <w:r>
         <w:rPr>
@@ -17530,13 +17956,23 @@
           <w:szCs w:val="28"/>
         </w:rPr>
       </w:pPr>
-      <w:r>
-        <w:rPr>
-          <w:rFonts w:ascii="Times New Roman" w:hAnsi="Times New Roman" w:cs="Times New Roman"/>
-          <w:sz w:val="28"/>
-          <w:szCs w:val="28"/>
-        </w:rPr>
-        <w:t>ID_точки (PK) — уникальный идентификатор.</w:t>
+      <w:proofErr w:type="spellStart"/>
+      <w:r>
+        <w:rPr>
+          <w:rFonts w:ascii="Times New Roman" w:hAnsi="Times New Roman" w:cs="Times New Roman"/>
+          <w:sz w:val="28"/>
+          <w:szCs w:val="28"/>
+        </w:rPr>
+        <w:t>ID_точки</w:t>
+      </w:r>
+      <w:proofErr w:type="spellEnd"/>
+      <w:r>
+        <w:rPr>
+          <w:rFonts w:ascii="Times New Roman" w:hAnsi="Times New Roman" w:cs="Times New Roman"/>
+          <w:sz w:val="28"/>
+          <w:szCs w:val="28"/>
+        </w:rPr>
+        <w:t xml:space="preserve"> (PK) — уникальный идентификатор.</w:t>
       </w:r>
     </w:p>
     <w:p>
@@ -17576,13 +18012,23 @@
           <w:szCs w:val="28"/>
         </w:rPr>
       </w:pPr>
-      <w:r>
-        <w:rPr>
-          <w:rFonts w:ascii="Times New Roman" w:hAnsi="Times New Roman" w:cs="Times New Roman"/>
-          <w:sz w:val="28"/>
-          <w:szCs w:val="28"/>
-        </w:rPr>
-        <w:t>Тип_точки — тип точки (вход, выход, промежуточная).</w:t>
+      <w:proofErr w:type="spellStart"/>
+      <w:r>
+        <w:rPr>
+          <w:rFonts w:ascii="Times New Roman" w:hAnsi="Times New Roman" w:cs="Times New Roman"/>
+          <w:sz w:val="28"/>
+          <w:szCs w:val="28"/>
+        </w:rPr>
+        <w:t>Тип_точки</w:t>
+      </w:r>
+      <w:proofErr w:type="spellEnd"/>
+      <w:r>
+        <w:rPr>
+          <w:rFonts w:ascii="Times New Roman" w:hAnsi="Times New Roman" w:cs="Times New Roman"/>
+          <w:sz w:val="28"/>
+          <w:szCs w:val="28"/>
+        </w:rPr>
+        <w:t xml:space="preserve"> — тип точки (вход, выход, промежуточная).</w:t>
       </w:r>
     </w:p>
     <w:p>
@@ -17632,13 +18078,23 @@
           <w:szCs w:val="28"/>
         </w:rPr>
       </w:pPr>
-      <w:r>
-        <w:rPr>
-          <w:rFonts w:ascii="Times New Roman" w:hAnsi="Times New Roman" w:cs="Times New Roman"/>
-          <w:sz w:val="28"/>
-          <w:szCs w:val="28"/>
-        </w:rPr>
-        <w:t>ID_экипировки (PK) — уникальный идентификатор.</w:t>
+      <w:proofErr w:type="spellStart"/>
+      <w:r>
+        <w:rPr>
+          <w:rFonts w:ascii="Times New Roman" w:hAnsi="Times New Roman" w:cs="Times New Roman"/>
+          <w:sz w:val="28"/>
+          <w:szCs w:val="28"/>
+        </w:rPr>
+        <w:t>ID_экипировки</w:t>
+      </w:r>
+      <w:proofErr w:type="spellEnd"/>
+      <w:r>
+        <w:rPr>
+          <w:rFonts w:ascii="Times New Roman" w:hAnsi="Times New Roman" w:cs="Times New Roman"/>
+          <w:sz w:val="28"/>
+          <w:szCs w:val="28"/>
+        </w:rPr>
+        <w:t xml:space="preserve"> (PK) — уникальный идентификатор.</w:t>
       </w:r>
     </w:p>
     <w:p>
@@ -17655,13 +18111,23 @@
           <w:szCs w:val="28"/>
         </w:rPr>
       </w:pPr>
-      <w:r>
-        <w:rPr>
-          <w:rFonts w:ascii="Times New Roman" w:hAnsi="Times New Roman" w:cs="Times New Roman"/>
-          <w:sz w:val="28"/>
-          <w:szCs w:val="28"/>
-        </w:rPr>
-        <w:t>Тип_экипировки — тип элемента (шлем, жилет, перчатки).</w:t>
+      <w:proofErr w:type="spellStart"/>
+      <w:r>
+        <w:rPr>
+          <w:rFonts w:ascii="Times New Roman" w:hAnsi="Times New Roman" w:cs="Times New Roman"/>
+          <w:sz w:val="28"/>
+          <w:szCs w:val="28"/>
+        </w:rPr>
+        <w:t>Тип_экипировки</w:t>
+      </w:r>
+      <w:proofErr w:type="spellEnd"/>
+      <w:r>
+        <w:rPr>
+          <w:rFonts w:ascii="Times New Roman" w:hAnsi="Times New Roman" w:cs="Times New Roman"/>
+          <w:sz w:val="28"/>
+          <w:szCs w:val="28"/>
+        </w:rPr>
+        <w:t xml:space="preserve"> — тип элемента (шлем, жилет, перчатки).</w:t>
       </w:r>
     </w:p>
     <w:p>
@@ -17701,13 +18167,23 @@
           <w:szCs w:val="28"/>
         </w:rPr>
       </w:pPr>
-      <w:r>
-        <w:rPr>
-          <w:rFonts w:ascii="Times New Roman" w:hAnsi="Times New Roman" w:cs="Times New Roman"/>
-          <w:sz w:val="28"/>
-          <w:szCs w:val="28"/>
-        </w:rPr>
-        <w:t>ID_сотрудника (FK) — внешний ключ к таблице сотрудников.</w:t>
+      <w:proofErr w:type="spellStart"/>
+      <w:r>
+        <w:rPr>
+          <w:rFonts w:ascii="Times New Roman" w:hAnsi="Times New Roman" w:cs="Times New Roman"/>
+          <w:sz w:val="28"/>
+          <w:szCs w:val="28"/>
+        </w:rPr>
+        <w:t>ID_сотрудника</w:t>
+      </w:r>
+      <w:proofErr w:type="spellEnd"/>
+      <w:r>
+        <w:rPr>
+          <w:rFonts w:ascii="Times New Roman" w:hAnsi="Times New Roman" w:cs="Times New Roman"/>
+          <w:sz w:val="28"/>
+          <w:szCs w:val="28"/>
+        </w:rPr>
+        <w:t xml:space="preserve"> (FK) — внешний ключ к таблице сотрудников.</w:t>
       </w:r>
     </w:p>
     <w:p>
@@ -18218,7 +18694,7 @@
 </file>
 
 <file path=word/numbering.xml><?xml version="1.0" encoding="utf-8"?>
-<w:numbering xmlns:wpc="http://schemas.microsoft.com/office/word/2010/wordprocessingCanvas" xmlns:cx="http://schemas.microsoft.com/office/drawing/2014/chartex" xmlns:cx1="http://schemas.microsoft.com/office/drawing/2015/9/8/chartex" xmlns:cx2="http://schemas.microsoft.com/office/drawing/2015/10/21/chartex" xmlns:cx3="http://schemas.microsoft.com/office/drawing/2016/5/9/chartex" xmlns:cx4="http://schemas.microsoft.com/office/drawing/2016/5/10/chartex" xmlns:cx5="http://schemas.microsoft.com/office/drawing/2016/5/11/chartex" xmlns:cx6="http://schemas.microsoft.com/office/drawing/2016/5/12/chartex" xmlns:cx7="http://schemas.microsoft.com/office/drawing/2016/5/13/chartex" xmlns:cx8="http://schemas.microsoft.com/office/drawing/2016/5/14/chartex" xmlns:mc="http://schemas.openxmlformats.org/markup-compatibility/2006" xmlns:aink="http://schemas.microsoft.com/office/drawing/2016/ink" xmlns:am3d="http://schemas.microsoft.com/office/drawing/2017/model3d" xmlns:o="urn:schemas-microsoft-com:office:office" xmlns:oel="http://schemas.microsoft.com/office/2019/extlst" xmlns:r="http://schemas.openxmlformats.org/officeDocument/2006/relationships" xmlns:m="http://schemas.openxmlformats.org/officeDocument/2006/math" xmlns:v="urn:schemas-microsoft-com:vml" xmlns:wp14="http://schemas.microsoft.com/office/word/2010/wordprocessingDrawing" xmlns:wp="http://schemas.openxmlformats.org/drawingml/2006/wordprocessingDrawing" xmlns:w10="urn:schemas-microsoft-com:office:word" xmlns:w="http://schemas.openxmlformats.org/wordprocessingml/2006/main" xmlns:w14="http://schemas.microsoft.com/office/word/2010/wordml" xmlns:w15="http://schemas.microsoft.com/office/word/2012/wordml" xmlns:w16cex="http://schemas.microsoft.com/office/word/2018/wordml/cex" xmlns:w16cid="http://schemas.microsoft.com/office/word/2016/wordml/cid" xmlns:w16="http://schemas.microsoft.com/office/word/2018/wordml" xmlns:w16du="http://schemas.microsoft.com/office/word/2023/wordml/word16du" xmlns:w16sdtdh="http://schemas.microsoft.com/office/word/2020/wordml/sdtdatahash" xmlns:w16sdtfl="http://schemas.microsoft.com/office/word/2024/wordml/sdtformatlock" xmlns:w16se="http://schemas.microsoft.com/office/word/2015/wordml/symex" xmlns:wpg="http://schemas.microsoft.com/office/word/2010/wordprocessingGroup" xmlns:wpi="http://schemas.microsoft.com/office/word/2010/wordprocessingInk" xmlns:wne="http://schemas.microsoft.com/office/word/2006/wordml" xmlns:wps="http://schemas.microsoft.com/office/word/2010/wordprocessingShape" mc:Ignorable="w14 w15 w16se w16cid w16 w16cex w16sdtdh w16sdtfl w16du wp14">
+<w:numbering xmlns:wpc="http://schemas.microsoft.com/office/word/2010/wordprocessingCanvas" xmlns:cx="http://schemas.microsoft.com/office/drawing/2014/chartex" xmlns:cx1="http://schemas.microsoft.com/office/drawing/2015/9/8/chartex" xmlns:cx2="http://schemas.microsoft.com/office/drawing/2015/10/21/chartex" xmlns:cx3="http://schemas.microsoft.com/office/drawing/2016/5/9/chartex" xmlns:cx4="http://schemas.microsoft.com/office/drawing/2016/5/10/chartex" xmlns:cx5="http://schemas.microsoft.com/office/drawing/2016/5/11/chartex" xmlns:cx6="http://schemas.microsoft.com/office/drawing/2016/5/12/chartex" xmlns:cx7="http://schemas.microsoft.com/office/drawing/2016/5/13/chartex" xmlns:cx8="http://schemas.microsoft.com/office/drawing/2016/5/14/chartex" xmlns:mc="http://schemas.openxmlformats.org/markup-compatibility/2006" xmlns:aink="http://schemas.microsoft.com/office/drawing/2016/ink" xmlns:am3d="http://schemas.microsoft.com/office/drawing/2017/model3d" xmlns:o="urn:schemas-microsoft-com:office:office" xmlns:oel="http://schemas.microsoft.com/office/2019/extlst" xmlns:r="http://schemas.openxmlformats.org/officeDocument/2006/relationships" xmlns:m="http://schemas.openxmlformats.org/officeDocument/2006/math" xmlns:v="urn:schemas-microsoft-com:vml" xmlns:wp14="http://schemas.microsoft.com/office/word/2010/wordprocessingDrawing" xmlns:wp="http://schemas.openxmlformats.org/drawingml/2006/wordprocessingDrawing" xmlns:w10="urn:schemas-microsoft-com:office:word" xmlns:w="http://schemas.openxmlformats.org/wordprocessingml/2006/main" xmlns:w14="http://schemas.microsoft.com/office/word/2010/wordml" xmlns:w15="http://schemas.microsoft.com/office/word/2012/wordml" xmlns:w16cex="http://schemas.microsoft.com/office/word/2018/wordml/cex" xmlns:w16cid="http://schemas.microsoft.com/office/word/2016/wordml/cid" xmlns:w16="http://schemas.microsoft.com/office/word/2018/wordml" xmlns:w16sdtdh="http://schemas.microsoft.com/office/word/2020/wordml/sdtdatahash" xmlns:w16se="http://schemas.microsoft.com/office/word/2015/wordml/symex" xmlns:wpg="http://schemas.microsoft.com/office/word/2010/wordprocessingGroup" xmlns:wpi="http://schemas.microsoft.com/office/word/2010/wordprocessingInk" xmlns:wne="http://schemas.microsoft.com/office/word/2006/wordml" xmlns:wps="http://schemas.microsoft.com/office/word/2010/wordprocessingShape" mc:Ignorable="w14 w15 w16se w16cid w16 w16cex w16sdtdh wp14">
   <w:abstractNum w:abstractNumId="0" w15:restartNumberingAfterBreak="0">
     <w:nsid w:val="001F4370"/>
     <w:multiLevelType w:val="hybridMultilevel"/>
@@ -24928,7 +25404,7 @@
 </file>
 
 <file path=word/styles.xml><?xml version="1.0" encoding="utf-8"?>
-<w:styles xmlns:mc="http://schemas.openxmlformats.org/markup-compatibility/2006" xmlns:r="http://schemas.openxmlformats.org/officeDocument/2006/relationships" xmlns:w="http://schemas.openxmlformats.org/wordprocessingml/2006/main" xmlns:w14="http://schemas.microsoft.com/office/word/2010/wordml" xmlns:w15="http://schemas.microsoft.com/office/word/2012/wordml" xmlns:w16cex="http://schemas.microsoft.com/office/word/2018/wordml/cex" xmlns:w16cid="http://schemas.microsoft.com/office/word/2016/wordml/cid" xmlns:w16="http://schemas.microsoft.com/office/word/2018/wordml" xmlns:w16du="http://schemas.microsoft.com/office/word/2023/wordml/word16du" xmlns:w16sdtdh="http://schemas.microsoft.com/office/word/2020/wordml/sdtdatahash" xmlns:w16sdtfl="http://schemas.microsoft.com/office/word/2024/wordml/sdtformatlock" xmlns:w16se="http://schemas.microsoft.com/office/word/2015/wordml/symex" mc:Ignorable="w14 w15 w16se w16cid w16 w16cex w16sdtdh w16sdtfl w16du">
+<w:styles xmlns:mc="http://schemas.openxmlformats.org/markup-compatibility/2006" xmlns:r="http://schemas.openxmlformats.org/officeDocument/2006/relationships" xmlns:w="http://schemas.openxmlformats.org/wordprocessingml/2006/main" xmlns:w14="http://schemas.microsoft.com/office/word/2010/wordml" xmlns:w15="http://schemas.microsoft.com/office/word/2012/wordml" xmlns:w16cex="http://schemas.microsoft.com/office/word/2018/wordml/cex" xmlns:w16cid="http://schemas.microsoft.com/office/word/2016/wordml/cid" xmlns:w16="http://schemas.microsoft.com/office/word/2018/wordml" xmlns:w16sdtdh="http://schemas.microsoft.com/office/word/2020/wordml/sdtdatahash" xmlns:w16se="http://schemas.microsoft.com/office/word/2015/wordml/symex" mc:Ignorable="w14 w15 w16se w16cid w16 w16cex w16sdtdh">
   <w:docDefaults>
     <w:rPrDefault>
       <w:rPr>
